--- a/download/18_Reflexhoi-sharti-va-ghayrisharti-faoliyati-olii-nerv_Kursi.docx
+++ b/download/18_Reflexhoi-sharti-va-ghayrisharti-faoliyati-olii-nerv_Kursi.docx
@@ -23367,6 +23367,326 @@
           <w:sz w:val="28"/>
         </w:rPr>
         <w:t>РӮЙХАТИ АДАБИЁТҲОИ ИСТИФОДАШУДА</w:t>
+      </w:r>
+    </w:p>
+    <w:p>
+      <w:pPr>
+        <w:spacing w:line="360" w:lineRule="auto" w:after="0"/>
+        <w:ind w:firstLine="0"/>
+        <w:jc w:val="left"/>
+      </w:pPr>
+      <w:r>
+        <w:rPr>
+          <w:rFonts w:ascii="Times New Roman" w:hAnsi="Times New Roman"/>
+          <w:b w:val="0"/>
+          <w:i w:val="0"/>
+          <w:sz w:val="28"/>
+        </w:rPr>
+        <w:t>1. Павлов И. П. Полное собрание сочинений. 2-е изд. — М.—Л.: Медгиз, 1949. — Т. 3. — С. 1–488.</w:t>
+      </w:r>
+    </w:p>
+    <w:p>
+      <w:pPr>
+        <w:spacing w:line="360" w:lineRule="auto" w:after="0"/>
+        <w:ind w:firstLine="0"/>
+        <w:jc w:val="left"/>
+      </w:pPr>
+      <w:r>
+        <w:rPr>
+          <w:rFonts w:ascii="Times New Roman" w:hAnsi="Times New Roman"/>
+          <w:b w:val="0"/>
+          <w:i w:val="0"/>
+          <w:sz w:val="28"/>
+        </w:rPr>
+        <w:t>2. Материалҳои лабораторияи физиологияи инсон (рефлексҳои шартӣ: санҷиш дар ҷуфт). — Хуҷанд: ДИДТ, 2026. — 45 варақ.</w:t>
+      </w:r>
+    </w:p>
+    <w:p>
+      <w:pPr>
+        <w:spacing w:line="360" w:lineRule="auto" w:after="0"/>
+        <w:ind w:firstLine="0"/>
+        <w:jc w:val="left"/>
+      </w:pPr>
+      <w:r>
+        <w:rPr>
+          <w:rFonts w:ascii="Times New Roman" w:hAnsi="Times New Roman"/>
+          <w:b w:val="0"/>
+          <w:i w:val="0"/>
+          <w:sz w:val="28"/>
+        </w:rPr>
+        <w:t>3. Норкиев Ҷ. Н. ва ҳаммуаллифон. Физиологияи одам: дар 2 ҷилд. Ҷилди 2. — Душанбе: Маориф, 2001. — С. 303–348.</w:t>
+      </w:r>
+    </w:p>
+    <w:p>
+      <w:pPr>
+        <w:spacing w:line="360" w:lineRule="auto" w:after="0"/>
+        <w:ind w:firstLine="0"/>
+        <w:jc w:val="left"/>
+      </w:pPr>
+      <w:r>
+        <w:rPr>
+          <w:rFonts w:ascii="Times New Roman" w:hAnsi="Times New Roman"/>
+          <w:b w:val="0"/>
+          <w:i w:val="0"/>
+          <w:sz w:val="28"/>
+        </w:rPr>
+        <w:t>4. Сеченов И. М. Рефлексы головного мозга. — СПб.: Лань, 2021. — 112 с.</w:t>
+      </w:r>
+    </w:p>
+    <w:p>
+      <w:pPr>
+        <w:spacing w:line="360" w:lineRule="auto" w:after="0"/>
+        <w:ind w:firstLine="0"/>
+        <w:jc w:val="left"/>
+      </w:pPr>
+      <w:r>
+        <w:rPr>
+          <w:rFonts w:ascii="Times New Roman" w:hAnsi="Times New Roman"/>
+          <w:b w:val="0"/>
+          <w:i w:val="0"/>
+          <w:sz w:val="28"/>
+        </w:rPr>
+        <w:t>5. Гайтон Э. Х., Холл Дж. Тиббии муосир: дар 2 китоб. Китоби 2 / пер. аз англ. — М.: ГЭОТАР-Медиа, 2021. — С. 759–766.</w:t>
+      </w:r>
+    </w:p>
+    <w:p>
+      <w:pPr>
+        <w:spacing w:line="360" w:lineRule="auto" w:after="0"/>
+        <w:ind w:firstLine="0"/>
+        <w:jc w:val="left"/>
+      </w:pPr>
+      <w:r>
+        <w:rPr>
+          <w:rFonts w:ascii="Times New Roman" w:hAnsi="Times New Roman"/>
+          <w:b w:val="0"/>
+          <w:i w:val="0"/>
+          <w:sz w:val="28"/>
+        </w:rPr>
+        <w:t>6. Kenhub. Reflex arc — anatomy, pathways, clinical relevance. — Vienna: Kenhub GmbH, 2025. — URL: https://www.kenhub.com/en/library/anatomy/the-reflex-arc (санаи муроҷиат: 22.10.2026).</w:t>
+      </w:r>
+    </w:p>
+    <w:p>
+      <w:pPr>
+        <w:spacing w:line="360" w:lineRule="auto" w:after="0"/>
+        <w:ind w:firstLine="0"/>
+        <w:jc w:val="left"/>
+      </w:pPr>
+      <w:r>
+        <w:rPr>
+          <w:rFonts w:ascii="Times New Roman" w:hAnsi="Times New Roman"/>
+          <w:b w:val="0"/>
+          <w:i w:val="0"/>
+          <w:sz w:val="28"/>
+        </w:rPr>
+        <w:t>7. Sherwood L. Human Physiology: From Cells to Systems. 10th ed. — Boston: Cengage, 2022. — P. 185–201.</w:t>
+      </w:r>
+    </w:p>
+    <w:p>
+      <w:pPr>
+        <w:spacing w:line="360" w:lineRule="auto" w:after="0"/>
+        <w:ind w:firstLine="0"/>
+        <w:jc w:val="left"/>
+      </w:pPr>
+      <w:r>
+        <w:rPr>
+          <w:rFonts w:ascii="Times New Roman" w:hAnsi="Times New Roman"/>
+          <w:b w:val="0"/>
+          <w:i w:val="0"/>
+          <w:sz w:val="28"/>
+        </w:rPr>
+        <w:t>8. Kandel E. R. et al. Principles of Neural Science. 6th ed. — New York: McGraw-Hill, 2021. — Vol. 2. — P. 1597–1704.</w:t>
+      </w:r>
+    </w:p>
+    <w:p>
+      <w:pPr>
+        <w:spacing w:line="360" w:lineRule="auto" w:after="0"/>
+        <w:ind w:firstLine="0"/>
+        <w:jc w:val="left"/>
+      </w:pPr>
+      <w:r>
+        <w:rPr>
+          <w:rFonts w:ascii="Times New Roman" w:hAnsi="Times New Roman"/>
+          <w:b w:val="0"/>
+          <w:i w:val="0"/>
+          <w:sz w:val="28"/>
+        </w:rPr>
+        <w:t>9. Асратян Э. А. Лекции по физиологии условных рефлексов. — М.: Медгиз, 1970. — 344 с.</w:t>
+      </w:r>
+    </w:p>
+    <w:p>
+      <w:pPr>
+        <w:spacing w:line="360" w:lineRule="auto" w:after="0"/>
+        <w:ind w:firstLine="0"/>
+        <w:jc w:val="left"/>
+      </w:pPr>
+      <w:r>
+        <w:rPr>
+          <w:rFonts w:ascii="Times New Roman" w:hAnsi="Times New Roman"/>
+          <w:b w:val="0"/>
+          <w:i w:val="0"/>
+          <w:sz w:val="28"/>
+        </w:rPr>
+        <w:t>10. Skinner B. F. The Behavior of Organisms: An Experimental Analysis. — New York: Appleton-Century-Crofts, 1938. — P. 1–461.</w:t>
+      </w:r>
+    </w:p>
+    <w:p>
+      <w:pPr>
+        <w:spacing w:line="360" w:lineRule="auto" w:after="0"/>
+        <w:ind w:firstLine="0"/>
+        <w:jc w:val="left"/>
+      </w:pPr>
+      <w:r>
+        <w:rPr>
+          <w:rFonts w:ascii="Times New Roman" w:hAnsi="Times New Roman"/>
+          <w:b w:val="0"/>
+          <w:i w:val="0"/>
+          <w:sz w:val="28"/>
+        </w:rPr>
+        <w:t>11. Хомская Е. Д. Нейропсихология: учебник для вузов. 7-е изд. — СПб.: Питер, 2016. — 736 с.</w:t>
+      </w:r>
+    </w:p>
+    <w:p>
+      <w:pPr>
+        <w:spacing w:line="360" w:lineRule="auto" w:after="0"/>
+        <w:ind w:firstLine="0"/>
+        <w:jc w:val="left"/>
+      </w:pPr>
+      <w:r>
+        <w:rPr>
+          <w:rFonts w:ascii="Times New Roman" w:hAnsi="Times New Roman"/>
+          <w:b w:val="0"/>
+          <w:i w:val="0"/>
+          <w:sz w:val="28"/>
+        </w:rPr>
+        <w:t>12. Материалҳои конференсияи илмӣ-амалии ҷумҳуриявӣ «Физиология, равоншиносӣ ва педагогикаи олии касбӣ». — Душанбе, 2025. — 312 с.</w:t>
+      </w:r>
+    </w:p>
+    <w:p>
+      <w:pPr>
+        <w:spacing w:line="360" w:lineRule="auto" w:after="0"/>
+        <w:ind w:firstLine="0"/>
+        <w:jc w:val="left"/>
+      </w:pPr>
+      <w:r>
+        <w:rPr>
+          <w:rFonts w:ascii="Times New Roman" w:hAnsi="Times New Roman"/>
+          <w:b w:val="0"/>
+          <w:i w:val="0"/>
+          <w:sz w:val="28"/>
+        </w:rPr>
+        <w:t>13. Encyclopaedia Britannica. Classical conditioning. — Chicago: Britannica, 2024. — URL: https://www.britannica.com/science/classical-conditioning (санаи муроҷиат: 22.10.2026).</w:t>
+      </w:r>
+    </w:p>
+    <w:p>
+      <w:pPr>
+        <w:spacing w:line="360" w:lineRule="auto" w:after="0"/>
+        <w:ind w:firstLine="0"/>
+        <w:jc w:val="left"/>
+      </w:pPr>
+      <w:r>
+        <w:rPr>
+          <w:rFonts w:ascii="Times New Roman" w:hAnsi="Times New Roman"/>
+          <w:b w:val="0"/>
+          <w:i w:val="0"/>
+          <w:sz w:val="28"/>
+        </w:rPr>
+        <w:t>14. StatPearls. Neuroanatomy, Stretch Reflex. — Treasure Island: NCBI, 2023. — URL: https://www.ncbi.nlm.nih.gov/books/ [рақами мақола — дақиқ кардан лозим] (санаи муроҷиат: 22.10.2026).</w:t>
+      </w:r>
+    </w:p>
+    <w:p>
+      <w:pPr>
+        <w:spacing w:line="360" w:lineRule="auto" w:after="0"/>
+        <w:ind w:firstLine="0"/>
+        <w:jc w:val="left"/>
+      </w:pPr>
+      <w:r>
+        <w:rPr>
+          <w:rFonts w:ascii="Times New Roman" w:hAnsi="Times New Roman"/>
+          <w:b w:val="0"/>
+          <w:i w:val="0"/>
+          <w:sz w:val="28"/>
+        </w:rPr>
+        <w:t>15. Ташкилоти ҷаҳонии тандурустӣ. Инкишофи кӯдакон: парвариши ҷавобгӯ. — Женева: ТҶС, 2023. — URL: https://www.who.int/health-topics/early-childhood-development (санаи муроҷиат: 22.10.2026).</w:t>
+      </w:r>
+    </w:p>
+    <w:p>
+      <w:pPr>
+        <w:spacing w:line="360" w:lineRule="auto" w:after="0"/>
+        <w:ind w:firstLine="0"/>
+        <w:jc w:val="left"/>
+      </w:pPr>
+      <w:r>
+        <w:rPr>
+          <w:rFonts w:ascii="Times New Roman" w:hAnsi="Times New Roman"/>
+          <w:b w:val="0"/>
+          <w:i w:val="0"/>
+          <w:sz w:val="28"/>
+        </w:rPr>
+        <w:t>16. OpenStax. Psychology 2e. — Houston: Rice University, 2013–2023. — Ch. 9: Learning. — URL: https://openstax.org/books/psychology-2e/pages/9-1-how-learning-works (санаи муроҷиат: 22.10.2026).</w:t>
+      </w:r>
+    </w:p>
+    <w:p>
+      <w:pPr>
+        <w:spacing w:line="360" w:lineRule="auto" w:after="0"/>
+        <w:ind w:firstLine="0"/>
+        <w:jc w:val="left"/>
+      </w:pPr>
+      <w:r>
+        <w:rPr>
+          <w:rFonts w:ascii="Times New Roman" w:hAnsi="Times New Roman"/>
+          <w:b w:val="0"/>
+          <w:i w:val="0"/>
+          <w:sz w:val="28"/>
+        </w:rPr>
+        <w:t>17. Domjan M. The Principles of Learning and Behavior. 7th ed. — Stamford: Cengage Learning, 2015. — P. 1–544.</w:t>
+      </w:r>
+    </w:p>
+    <w:p>
+      <w:pPr>
+        <w:spacing w:line="360" w:lineRule="auto" w:after="0"/>
+        <w:ind w:firstLine="0"/>
+        <w:jc w:val="left"/>
+      </w:pPr>
+      <w:r>
+        <w:rPr>
+          <w:rFonts w:ascii="Times New Roman" w:hAnsi="Times New Roman"/>
+          <w:b w:val="0"/>
+          <w:i w:val="0"/>
+          <w:sz w:val="28"/>
+        </w:rPr>
+        <w:t>18. Purves D. et al. Neuroscience. 6th ed. — Sunderland: Sinauer Associates, 2019. — P. 1135–1154.</w:t>
+      </w:r>
+    </w:p>
+    <w:p>
+      <w:pPr>
+        <w:spacing w:line="360" w:lineRule="auto" w:after="0"/>
+        <w:ind w:firstLine="0"/>
+        <w:jc w:val="left"/>
+      </w:pPr>
+      <w:r>
+        <w:rPr>
+          <w:rFonts w:ascii="Times New Roman" w:hAnsi="Times New Roman"/>
+          <w:b w:val="0"/>
+          <w:i w:val="0"/>
+          <w:sz w:val="28"/>
+        </w:rPr>
+        <w:t>19. McLeod S. Classical conditioning (Pavlov). // Simply Psychology. — 2023. — URL: https://www.simplypsychology.org/classical-conditioning.html (санаи муроҷиат: 22.10.2026).</w:t>
+      </w:r>
+    </w:p>
+    <w:p>
+      <w:pPr>
+        <w:spacing w:line="360" w:lineRule="auto" w:after="0"/>
+        <w:ind w:firstLine="0"/>
+        <w:jc w:val="left"/>
+      </w:pPr>
+      <w:r>
+        <w:rPr>
+          <w:rFonts w:ascii="Times New Roman" w:hAnsi="Times New Roman"/>
+          <w:b w:val="0"/>
+          <w:i w:val="0"/>
+          <w:sz w:val="28"/>
+        </w:rPr>
+        <w:t>20. Moore K. L., Dalley A. F., Agur A. M. R. Clinically Oriented Anatomy. 8th ed. — Philadelphia: Wolters Kluwer, 2018. — P. 1–1344.</w:t>
       </w:r>
     </w:p>
     <w:sectPr>

--- a/download/18_Reflexhoi-sharti-va-ghayrisharti-faoliyati-olii-nerv_Kursi.docx
+++ b/download/18_Reflexhoi-sharti-va-ghayrisharti-faoliyati-olii-nerv_Kursi.docx
@@ -15,7 +15,7 @@
           <w:i w:val="0"/>
           <w:sz w:val="26"/>
         </w:rPr>
-        <w:t>МУНДАРИҶАИ ҶУМҲУРИИ ТОҶИКИСТОН</w:t>
+        <w:t>ВАЗОРАТИ МАОРИФ ВА ИЛМИ ҶУМҲУРИИ ТОҶИКИСТОН</w:t>
       </w:r>
     </w:p>
     <w:p>
